--- a/en/files/data/results_packs/Results_Pack_Q3.docx
+++ b/en/files/data/results_packs/Results_Pack_Q3.docx
@@ -25,7 +25,7 @@
           <w:szCs w:val="36"/>
           <w:color w:val="0D7377"/>
         </w:rPr>
-        <w:t xml:space="preserve">Results pack Q3 - Cumulative fluid balance and ventilator-free days</w:t>
+        <w:t xml:space="preserve">Results pack Q3: Cumulative fluid balance and ventilator-free days</w:t>
       </w:r>
     </w:p>
     <w:p>
@@ -90,7 +90,7 @@
           <w:szCs w:val="21"/>
           <w:color w:val="000000"/>
         </w:rPr>
-        <w:t xml:space="preserve">SIMULATED DATA - NOT REAL PATIENTS.</w:t>
+        <w:t xml:space="preserve">SIMULATED DATA: NOT REAL PATIENTS.</w:t>
       </w:r>
       <w:r>
         <w:rPr>
@@ -431,7 +431,7 @@
           <w:szCs w:val="28"/>
           <w:color w:val="0B376C"/>
         </w:rPr>
-        <w:t xml:space="preserve">3. Table 1 - who was studied</w:t>
+        <w:t xml:space="preserve">3. Table 1: who was studied</w:t>
       </w:r>
     </w:p>
     <w:p>
@@ -9223,7 +9223,7 @@
           <w:szCs w:val="18"/>
           <w:color w:val="000000"/>
         </w:rPr>
-        <w:t xml:space="preserve">Figure 1. Distribution of ventilator-free days by group - note the two spikes at 0 and 28</w:t>
+        <w:t xml:space="preserve">Figure 1. Distribution of ventilator-free days by group (note the two spikes at 0 and 28)</w:t>
       </w:r>
     </w:p>
     <w:p>
@@ -9531,7 +9531,7 @@
           <w:szCs w:val="21"/>
           <w:color w:val="000000"/>
         </w:rPr>
-        <w:t xml:space="preserve">•  Composite outcome: a VFD of 0 can mean early death or 28 days on the ventilator - say which drives the result.</w:t>
+        <w:t xml:space="preserve">•  Composite outcome: a VFD of 0 can mean early death or 28 days on the ventilator. Say which drives the result.</w:t>
       </w:r>
     </w:p>
     <w:p>
@@ -9688,7 +9688,7 @@
           <w:szCs w:val="21"/>
           <w:color w:val="000000"/>
         </w:rPr>
-        <w:t xml:space="preserve">•  Item 12: methods - why non-parametric and linear models</w:t>
+        <w:t xml:space="preserve">•  Item 12: methods (why non-parametric and linear models)</w:t>
       </w:r>
     </w:p>
     <w:p>

--- a/en/files/data/results_packs/Results_Pack_Q3.docx
+++ b/en/files/data/results_packs/Results_Pack_Q3.docx
@@ -51,7 +51,7 @@
           <w:szCs w:val="18"/>
           <w:color w:val="8A99A3"/>
         </w:rPr>
-        <w:t xml:space="preserve">FLUID-ICU is a SIMULATED dataset made for teaching. No real patients. Neudata | Foundations of Clinical Research, Level 2</w:t>
+        <w:t xml:space="preserve">FLUID-ICU is a SIMULATED dataset made for teaching. No real patients. Neudata | Foundations of Clinical Research, Level 1</w:t>
       </w:r>
     </w:p>
     <w:p>
